--- a/az/scientists/CV/Word/Allahverdiyev_Suleyman_CV_AZ.docx
+++ b/az/scientists/CV/Word/Allahverdiyev_Suleyman_CV_AZ.docx
@@ -439,7 +439,7 @@
           <w:sz w:val="21"/>
           <w:szCs w:val="21"/>
         </w:rPr>
-        <w:t>Süleyman Allahverdiyev Moskva K. A. Timiryazev adına Bitki Fiziologiyası İnstitutunda idarə olunan fotobiosintez laboratoriyasının müdiridir. Puşşinoda, M. V. Lomonosov adına Moskva Dövlət Universitetində, Moskva Fizika-Texnika İnstitutunda, İstanbul Bahçeşehir Universitetində, Bakıda Molekulyar Biologiya və Biotexnologiyalar İnstitutunda, əl-Farabi adına Qazaxıstan Milli Universitetində və Foşan Universitetində də professor və laboratoriya vəzifələri var. 1973-cü ildə Azərbaycan Dövlət Universitetinin fizika fakültəsini bitirib, 1984-cü ildə biofizika üzrə fizika-riyaziyyat elmləri namizədi, 2002-ci ildə bitki fiziologiyası və biokimyası üzrə elmlər doktoru dərəcəsi alıb. 2024-cü ilin iyununa aid CV-də 450-dən çox məqalə, 41 kitab fəsli, 7 patent və 13 monoqrafiya, 30.000-dən çox istinad və h-indeks 85 göstərilir. 2022-ci ildə Rusiya Elmlər Akademiyasının müxbir üzvü seçilib.</w:t>
+        <w:t>Süleyman Allahverdiyev Moskva K. A. Timiryazev adına Bitki Fiziologiyası İnstitutunda idarə olunan fotobiosintez laboratoriyasının müdiridir. Puşşinoda, M. V. Lomonosov adına Moskva Dövlət Universitetində, Moskva Fizika-Texnika İnstitutunda, İstanbul Bahçeşehir Universitetində, Bakıda Molekulyar Biologiya və Biotexnologiyalar İnstitutunda, əl-Farabi adına Qazaxıstan Milli Universitetində və Foşan Universitetində də professor və laboratoriya vəzifələri var. 1973-cü ildə Azərbaycan Dövlət Universitetinin fizika fakültəsini bitirib, 1984-cü ildə biofizika üzrə fizika-riyaziyyat elmləri namizədi, 2002-ci ildə bitki fiziologiyası və biokimyası üzrə elmlər doktoru dərəcəsi alıb. 2024-cü ilin iyununa görə: 450-dən çox məqalə, 41 kitab fəsli, 7 patent və 13 monoqrafiya; 30.000-dən çox istinad; h-indeks 85. 2022-ci ildə Rusiya Elmlər Akademiyasının müxbir üzvü seçilib.</w:t>
       </w:r>
     </w:p>
     <w:p>
@@ -2378,7 +2378,7 @@
                 <w:sz w:val="21"/>
                 <w:szCs w:val="21"/>
               </w:rPr>
-              <w:t>CV</w:t>
+              <w:t>Özü tərəfindən</w:t>
             </w:r>
           </w:p>
         </w:tc>
@@ -2491,7 +2491,7 @@
                 <w:sz w:val="21"/>
                 <w:szCs w:val="21"/>
               </w:rPr>
-              <w:t>CV</w:t>
+              <w:t>Özü tərəfindən</w:t>
             </w:r>
           </w:p>
         </w:tc>
@@ -2604,7 +2604,7 @@
                 <w:sz w:val="21"/>
                 <w:szCs w:val="21"/>
               </w:rPr>
-              <w:t>CV</w:t>
+              <w:t>Özü tərəfindən</w:t>
             </w:r>
           </w:p>
         </w:tc>
@@ -2717,7 +2717,7 @@
                 <w:sz w:val="21"/>
                 <w:szCs w:val="21"/>
               </w:rPr>
-              <w:t>CV</w:t>
+              <w:t>Özü tərəfindən</w:t>
             </w:r>
           </w:p>
         </w:tc>
@@ -2830,7 +2830,7 @@
                 <w:sz w:val="21"/>
                 <w:szCs w:val="21"/>
               </w:rPr>
-              <w:t>CV</w:t>
+              <w:t>Özü tərəfindən</w:t>
             </w:r>
           </w:p>
         </w:tc>
@@ -2943,7 +2943,7 @@
                 <w:sz w:val="21"/>
                 <w:szCs w:val="21"/>
               </w:rPr>
-              <w:t>CV</w:t>
+              <w:t>Özü tərəfindən</w:t>
             </w:r>
           </w:p>
         </w:tc>
